--- a/Инструкция.docx
+++ b/Инструкция.docx
@@ -58,25 +58,7 @@
           <w:sz w:val="24"/>
           <w:szCs w:val="24"/>
         </w:rPr>
-        <w:t xml:space="preserve">Я написал скрипт так что он оптимизирует процесс обучения и сможет его запустить на </w:t>
-      </w:r>
-      <w:proofErr w:type="spellStart"/>
-      <w:r>
-        <w:rPr>
-          <w:rFonts w:ascii="Times New Roman" w:hAnsi="Times New Roman" w:cs="Times New Roman"/>
-          <w:sz w:val="24"/>
-          <w:szCs w:val="24"/>
-        </w:rPr>
-        <w:t>пк</w:t>
-      </w:r>
-      <w:proofErr w:type="spellEnd"/>
-      <w:r>
-        <w:rPr>
-          <w:rFonts w:ascii="Times New Roman" w:hAnsi="Times New Roman" w:cs="Times New Roman"/>
-          <w:sz w:val="24"/>
-          <w:szCs w:val="24"/>
-        </w:rPr>
-        <w:t xml:space="preserve"> даже без видеокарты.</w:t>
+        <w:t>Я написал скрипт так что он оптимизирует процесс обучения и сможет его запустить на пк даже без видеокарты.</w:t>
       </w:r>
     </w:p>
     <w:p>
@@ -1153,50 +1135,16 @@
           <w:sz w:val="24"/>
           <w:szCs w:val="24"/>
         </w:rPr>
-        <w:t xml:space="preserve">Так же к сожалению мне не дали выгрузить всю программу, вам нужно до качать </w:t>
-      </w:r>
-      <w:r>
-        <w:rPr>
-          <w:rFonts w:ascii="Times New Roman" w:hAnsi="Times New Roman" w:cs="Times New Roman"/>
-          <w:sz w:val="24"/>
-          <w:szCs w:val="24"/>
-        </w:rPr>
-        <w:t>еще пару</w:t>
-      </w:r>
-      <w:r>
-        <w:rPr>
-          <w:rFonts w:ascii="Times New Roman" w:hAnsi="Times New Roman" w:cs="Times New Roman"/>
-          <w:sz w:val="24"/>
-          <w:szCs w:val="24"/>
-        </w:rPr>
-        <w:t xml:space="preserve"> гигабайт с </w:t>
-      </w:r>
-      <w:proofErr w:type="spellStart"/>
-      <w:r>
-        <w:rPr>
-          <w:rFonts w:ascii="Times New Roman" w:hAnsi="Times New Roman" w:cs="Times New Roman"/>
-          <w:sz w:val="24"/>
-          <w:szCs w:val="24"/>
-        </w:rPr>
-        <w:t>гугл</w:t>
-      </w:r>
-      <w:proofErr w:type="spellEnd"/>
-      <w:r>
-        <w:rPr>
-          <w:rFonts w:ascii="Times New Roman" w:hAnsi="Times New Roman" w:cs="Times New Roman"/>
-          <w:sz w:val="24"/>
-          <w:szCs w:val="24"/>
-        </w:rPr>
-        <w:t xml:space="preserve"> диска (там папка </w:t>
-      </w:r>
-      <w:r>
-        <w:rPr>
-          <w:rFonts w:ascii="Times New Roman" w:hAnsi="Times New Roman" w:cs="Times New Roman"/>
-          <w:sz w:val="24"/>
-          <w:szCs w:val="24"/>
-          <w:lang w:val="en-US"/>
-        </w:rPr>
-        <w:t>llama</w:t>
+        <w:t xml:space="preserve">Подготовления завершены и можно запускать программу, откройте файл: </w:t>
+      </w:r>
+      <w:r>
+        <w:rPr>
+          <w:rFonts w:ascii="Times New Roman" w:hAnsi="Times New Roman" w:cs="Times New Roman"/>
+          <w:sz w:val="24"/>
+          <w:szCs w:val="24"/>
+          <w:lang w:val="en-US"/>
+        </w:rPr>
+        <w:t>Start</w:t>
       </w:r>
       <w:r>
         <w:rPr>
@@ -1206,126 +1154,6 @@
         </w:rPr>
         <w:t>.</w:t>
       </w:r>
-      <w:proofErr w:type="spellStart"/>
-      <w:r>
-        <w:rPr>
-          <w:rFonts w:ascii="Times New Roman" w:hAnsi="Times New Roman" w:cs="Times New Roman"/>
-          <w:sz w:val="24"/>
-          <w:szCs w:val="24"/>
-          <w:lang w:val="en-US"/>
-        </w:rPr>
-        <w:t>cpp</w:t>
-      </w:r>
-      <w:proofErr w:type="spellEnd"/>
-      <w:r>
-        <w:rPr>
-          <w:rFonts w:ascii="Times New Roman" w:hAnsi="Times New Roman" w:cs="Times New Roman"/>
-          <w:sz w:val="24"/>
-          <w:szCs w:val="24"/>
-        </w:rPr>
-        <w:t xml:space="preserve"> </w:t>
-      </w:r>
-      <w:r>
-        <w:rPr>
-          <w:rFonts w:ascii="Times New Roman" w:hAnsi="Times New Roman" w:cs="Times New Roman"/>
-          <w:sz w:val="24"/>
-          <w:szCs w:val="24"/>
-        </w:rPr>
-        <w:t xml:space="preserve">с качается она скорее всего архивом, разархивируйте и поместите папку </w:t>
-      </w:r>
-      <w:r>
-        <w:rPr>
-          <w:rFonts w:ascii="Times New Roman" w:hAnsi="Times New Roman" w:cs="Times New Roman"/>
-          <w:sz w:val="24"/>
-          <w:szCs w:val="24"/>
-          <w:lang w:val="en-US"/>
-        </w:rPr>
-        <w:t>llama</w:t>
-      </w:r>
-      <w:r>
-        <w:rPr>
-          <w:rFonts w:ascii="Times New Roman" w:hAnsi="Times New Roman" w:cs="Times New Roman"/>
-          <w:sz w:val="24"/>
-          <w:szCs w:val="24"/>
-        </w:rPr>
-        <w:t>.</w:t>
-      </w:r>
-      <w:proofErr w:type="spellStart"/>
-      <w:r>
-        <w:rPr>
-          <w:rFonts w:ascii="Times New Roman" w:hAnsi="Times New Roman" w:cs="Times New Roman"/>
-          <w:sz w:val="24"/>
-          <w:szCs w:val="24"/>
-          <w:lang w:val="en-US"/>
-        </w:rPr>
-        <w:t>cpp</w:t>
-      </w:r>
-      <w:proofErr w:type="spellEnd"/>
-      <w:r>
-        <w:rPr>
-          <w:rFonts w:ascii="Times New Roman" w:hAnsi="Times New Roman" w:cs="Times New Roman"/>
-          <w:sz w:val="24"/>
-          <w:szCs w:val="24"/>
-        </w:rPr>
-        <w:t xml:space="preserve"> </w:t>
-      </w:r>
-      <w:r>
-        <w:rPr>
-          <w:rFonts w:ascii="Times New Roman" w:hAnsi="Times New Roman" w:cs="Times New Roman"/>
-          <w:sz w:val="24"/>
-          <w:szCs w:val="24"/>
-        </w:rPr>
-        <w:t xml:space="preserve">в папку с программой): </w:t>
-      </w:r>
-      <w:hyperlink r:id="rId10" w:history="1">
-        <w:r>
-          <w:rPr>
-            <w:rStyle w:val="a3"/>
-            <w:rFonts w:ascii="Times New Roman" w:hAnsi="Times New Roman" w:cs="Times New Roman"/>
-            <w:sz w:val="24"/>
-            <w:szCs w:val="24"/>
-          </w:rPr>
-          <w:t>https://drive.google.com/drive/folders/1JKxCm2fOcQn0wipQXypYOgfTSecoCD_z?usp=sharing</w:t>
-        </w:r>
-      </w:hyperlink>
-    </w:p>
-    <w:p>
-      <w:pPr>
-        <w:spacing w:after="0" w:line="360" w:lineRule="auto"/>
-        <w:ind w:firstLine="709"/>
-        <w:rPr>
-          <w:rFonts w:ascii="Times New Roman" w:hAnsi="Times New Roman" w:cs="Times New Roman"/>
-          <w:sz w:val="24"/>
-          <w:szCs w:val="24"/>
-        </w:rPr>
-      </w:pPr>
-      <w:r>
-        <w:rPr>
-          <w:rFonts w:ascii="Times New Roman" w:hAnsi="Times New Roman" w:cs="Times New Roman"/>
-          <w:sz w:val="24"/>
-          <w:szCs w:val="24"/>
-        </w:rPr>
-        <w:t xml:space="preserve">Подготовления завершены и можно запускать программу, откройте файл: </w:t>
-      </w:r>
-      <w:proofErr w:type="gramStart"/>
-      <w:r>
-        <w:rPr>
-          <w:rFonts w:ascii="Times New Roman" w:hAnsi="Times New Roman" w:cs="Times New Roman"/>
-          <w:sz w:val="24"/>
-          <w:szCs w:val="24"/>
-          <w:lang w:val="en-US"/>
-        </w:rPr>
-        <w:t>Start</w:t>
-      </w:r>
-      <w:r>
-        <w:rPr>
-          <w:rFonts w:ascii="Times New Roman" w:hAnsi="Times New Roman" w:cs="Times New Roman"/>
-          <w:sz w:val="24"/>
-          <w:szCs w:val="24"/>
-        </w:rPr>
-        <w:t>.</w:t>
-      </w:r>
-      <w:proofErr w:type="spellStart"/>
       <w:r>
         <w:rPr>
           <w:rFonts w:ascii="Times New Roman" w:hAnsi="Times New Roman" w:cs="Times New Roman"/>
@@ -1335,7 +1163,6 @@
         </w:rPr>
         <w:t>py</w:t>
       </w:r>
-      <w:proofErr w:type="spellEnd"/>
       <w:r>
         <w:rPr>
           <w:rFonts w:ascii="Times New Roman" w:hAnsi="Times New Roman" w:cs="Times New Roman"/>
@@ -1344,7 +1171,6 @@
         </w:rPr>
         <w:t xml:space="preserve"> .</w:t>
       </w:r>
-      <w:proofErr w:type="gramEnd"/>
     </w:p>
     <w:p>
       <w:pPr>
@@ -1784,7 +1610,7 @@
                     <pic:cNvPicPr/>
                   </pic:nvPicPr>
                   <pic:blipFill>
-                    <a:blip r:embed="rId11">
+                    <a:blip r:embed="rId10">
                       <a:extLst>
                         <a:ext uri="{28A0092B-C50C-407E-A947-70E740481C1C}">
                           <a14:useLocalDpi xmlns:a14="http://schemas.microsoft.com/office/drawing/2010/main" val="0"/>
@@ -1846,7 +1672,6 @@
           <w:sz w:val="24"/>
           <w:szCs w:val="24"/>
         </w:rPr>
-        <w:lastRenderedPageBreak/>
         <w:t>Дождавшись анализа у вас скорее всего в обоих окнах будут ошибки т.к. скрипт работает с виртуальным пространством которое находится в его же папке(когда будет не нужно можно будет удалить папку скрипта вместе со всеми библиотеками и не засорять ПК), для установки библиотек нажмите на кнопку «установить в .</w:t>
       </w:r>
       <w:r>
@@ -1883,6 +1708,7 @@
           <w:sz w:val="24"/>
           <w:szCs w:val="24"/>
         </w:rPr>
+        <w:lastRenderedPageBreak/>
         <w:t xml:space="preserve">ВАЖНО: если после установки библиотек у вас все еще не определяется </w:t>
       </w:r>
       <w:r>
@@ -1899,25 +1725,7 @@
           <w:sz w:val="24"/>
           <w:szCs w:val="24"/>
         </w:rPr>
-        <w:t xml:space="preserve"> то </w:t>
-      </w:r>
-      <w:proofErr w:type="gramStart"/>
-      <w:r>
-        <w:rPr>
-          <w:rFonts w:ascii="Times New Roman" w:hAnsi="Times New Roman" w:cs="Times New Roman"/>
-          <w:sz w:val="24"/>
-          <w:szCs w:val="24"/>
-        </w:rPr>
-        <w:t>что то</w:t>
-      </w:r>
-      <w:proofErr w:type="gramEnd"/>
-      <w:r>
-        <w:rPr>
-          <w:rFonts w:ascii="Times New Roman" w:hAnsi="Times New Roman" w:cs="Times New Roman"/>
-          <w:sz w:val="24"/>
-          <w:szCs w:val="24"/>
-        </w:rPr>
-        <w:t xml:space="preserve"> пошло не так, и дальнейшая работа не рекомендуется. Если же после установки библиотек не определятся </w:t>
+        <w:t xml:space="preserve"> то что то пошло не так, и дальнейшая работа не рекомендуется. Если же после установки библиотек не определятся </w:t>
       </w:r>
       <w:r>
         <w:rPr>
@@ -2023,16 +1831,7 @@
           <w:sz w:val="24"/>
           <w:szCs w:val="24"/>
         </w:rPr>
-        <w:t xml:space="preserve"> я оставил файл «test_</w:t>
-      </w:r>
-      <w:proofErr w:type="gramStart"/>
-      <w:r>
-        <w:rPr>
-          <w:rFonts w:ascii="Times New Roman" w:hAnsi="Times New Roman" w:cs="Times New Roman"/>
-          <w:sz w:val="24"/>
-          <w:szCs w:val="24"/>
-        </w:rPr>
-        <w:t>dataset.</w:t>
+        <w:t xml:space="preserve"> я оставил файл «test_dataset.</w:t>
       </w:r>
       <w:r>
         <w:rPr>
@@ -2043,7 +1842,6 @@
         </w:rPr>
         <w:t>jsonl</w:t>
       </w:r>
-      <w:proofErr w:type="gramEnd"/>
       <w:r>
         <w:rPr>
           <w:rFonts w:ascii="Times New Roman" w:hAnsi="Times New Roman" w:cs="Times New Roman"/>
@@ -2144,12 +1942,189 @@
           <w:sz w:val="24"/>
           <w:szCs w:val="24"/>
         </w:rPr>
-        <w:lastRenderedPageBreak/>
         <w:drawing>
           <wp:inline distT="0" distB="0" distL="0" distR="0" wp14:anchorId="32AB02F3" wp14:editId="22A7270E">
             <wp:extent cx="5940425" cy="4111625"/>
             <wp:effectExtent l="0" t="0" r="3175" b="3175"/>
             <wp:docPr id="6" name="Рисунок 6"/>
+            <wp:cNvGraphicFramePr>
+              <a:graphicFrameLocks xmlns:a="http://schemas.openxmlformats.org/drawingml/2006/main" noChangeAspect="1"/>
+            </wp:cNvGraphicFramePr>
+            <a:graphic xmlns:a="http://schemas.openxmlformats.org/drawingml/2006/main">
+              <a:graphicData uri="http://schemas.openxmlformats.org/drawingml/2006/picture">
+                <pic:pic xmlns:pic="http://schemas.openxmlformats.org/drawingml/2006/picture">
+                  <pic:nvPicPr>
+                    <pic:cNvPr id="1" name=""/>
+                    <pic:cNvPicPr/>
+                  </pic:nvPicPr>
+                  <pic:blipFill>
+                    <a:blip r:embed="rId11"/>
+                    <a:stretch>
+                      <a:fillRect/>
+                    </a:stretch>
+                  </pic:blipFill>
+                  <pic:spPr>
+                    <a:xfrm>
+                      <a:off x="0" y="0"/>
+                      <a:ext cx="5940425" cy="4111625"/>
+                    </a:xfrm>
+                    <a:prstGeom prst="rect">
+                      <a:avLst/>
+                    </a:prstGeom>
+                  </pic:spPr>
+                </pic:pic>
+              </a:graphicData>
+            </a:graphic>
+          </wp:inline>
+        </w:drawing>
+      </w:r>
+    </w:p>
+    <w:p>
+      <w:pPr>
+        <w:spacing w:after="0" w:line="360" w:lineRule="auto"/>
+        <w:ind w:firstLine="709"/>
+        <w:rPr>
+          <w:rFonts w:ascii="Times New Roman" w:hAnsi="Times New Roman" w:cs="Times New Roman"/>
+          <w:sz w:val="24"/>
+          <w:szCs w:val="24"/>
+        </w:rPr>
+      </w:pPr>
+      <w:r>
+        <w:rPr>
+          <w:rFonts w:ascii="Times New Roman" w:hAnsi="Times New Roman" w:cs="Times New Roman"/>
+          <w:sz w:val="24"/>
+          <w:szCs w:val="24"/>
+        </w:rPr>
+        <w:lastRenderedPageBreak/>
+        <w:t>По умолчанию выставлены значения для минимального обучения модели (можно поставить ниже но велик шанс что модель научится только бредить), если не уверены или плохо разбираетесь можете оставить как есть, и результат будет.</w:t>
+      </w:r>
+      <w:r>
+        <w:rPr>
+          <w:rFonts w:ascii="Times New Roman" w:hAnsi="Times New Roman" w:cs="Times New Roman"/>
+          <w:sz w:val="24"/>
+          <w:szCs w:val="24"/>
+        </w:rPr>
+        <w:br/>
+        <w:t>если будет много желающих в будущем запишу видео инструкцию где все это проговорю (мерить буду донатами, шучу канешн).</w:t>
+      </w:r>
+    </w:p>
+    <w:p>
+      <w:pPr>
+        <w:spacing w:after="0" w:line="360" w:lineRule="auto"/>
+        <w:ind w:firstLine="709"/>
+        <w:rPr>
+          <w:rFonts w:ascii="Times New Roman" w:hAnsi="Times New Roman" w:cs="Times New Roman"/>
+          <w:sz w:val="24"/>
+          <w:szCs w:val="24"/>
+        </w:rPr>
+      </w:pPr>
+      <w:r>
+        <w:rPr>
+          <w:rFonts w:ascii="Times New Roman" w:hAnsi="Times New Roman" w:cs="Times New Roman"/>
+          <w:sz w:val="24"/>
+          <w:szCs w:val="24"/>
+        </w:rPr>
+        <w:t xml:space="preserve">Кнопка: «ЗАПУСК ПАЙПЛАЙНА» запустит полностью весь цикл работы от обучения до конвертации и квантования </w:t>
+      </w:r>
+      <w:r>
+        <w:rPr>
+          <w:rFonts w:ascii="Times New Roman" w:hAnsi="Times New Roman" w:cs="Times New Roman"/>
+          <w:sz w:val="24"/>
+          <w:szCs w:val="24"/>
+        </w:rPr>
+        <w:t xml:space="preserve">до наиболее распространенного формат </w:t>
+      </w:r>
+      <w:r>
+        <w:rPr>
+          <w:rFonts w:ascii="Times New Roman" w:hAnsi="Times New Roman" w:cs="Times New Roman"/>
+          <w:sz w:val="24"/>
+          <w:szCs w:val="24"/>
+          <w:lang w:val="en-US"/>
+        </w:rPr>
+        <w:t>Q</w:t>
+      </w:r>
+      <w:r>
+        <w:rPr>
+          <w:rFonts w:ascii="Times New Roman" w:hAnsi="Times New Roman" w:cs="Times New Roman"/>
+          <w:sz w:val="24"/>
+          <w:szCs w:val="24"/>
+        </w:rPr>
+        <w:t>4_</w:t>
+      </w:r>
+      <w:r>
+        <w:rPr>
+          <w:rFonts w:ascii="Times New Roman" w:hAnsi="Times New Roman" w:cs="Times New Roman"/>
+          <w:sz w:val="24"/>
+          <w:szCs w:val="24"/>
+          <w:lang w:val="en-US"/>
+        </w:rPr>
+        <w:t>K</w:t>
+      </w:r>
+      <w:r>
+        <w:rPr>
+          <w:rFonts w:ascii="Times New Roman" w:hAnsi="Times New Roman" w:cs="Times New Roman"/>
+          <w:sz w:val="24"/>
+          <w:szCs w:val="24"/>
+        </w:rPr>
+        <w:t>_</w:t>
+      </w:r>
+      <w:r>
+        <w:rPr>
+          <w:rFonts w:ascii="Times New Roman" w:hAnsi="Times New Roman" w:cs="Times New Roman"/>
+          <w:sz w:val="24"/>
+          <w:szCs w:val="24"/>
+          <w:lang w:val="en-US"/>
+        </w:rPr>
+        <w:t>M</w:t>
+      </w:r>
+      <w:r>
+        <w:rPr>
+          <w:rFonts w:ascii="Times New Roman" w:hAnsi="Times New Roman" w:cs="Times New Roman"/>
+          <w:sz w:val="24"/>
+          <w:szCs w:val="24"/>
+        </w:rPr>
+        <w:t xml:space="preserve">. если вам нужна модель в формате </w:t>
+      </w:r>
+      <w:r>
+        <w:rPr>
+          <w:rFonts w:ascii="Times New Roman" w:hAnsi="Times New Roman" w:cs="Times New Roman"/>
+          <w:sz w:val="24"/>
+          <w:szCs w:val="24"/>
+          <w:lang w:val="en-US"/>
+        </w:rPr>
+        <w:t>FP</w:t>
+      </w:r>
+      <w:r>
+        <w:rPr>
+          <w:rFonts w:ascii="Times New Roman" w:hAnsi="Times New Roman" w:cs="Times New Roman"/>
+          <w:sz w:val="24"/>
+          <w:szCs w:val="24"/>
+        </w:rPr>
+        <w:t>-16 снимите галочки с конвертации и квантования, Если вам нужен другой уровень квантования уберите галочку на квантовании и после обучения откройте третью вкладку программы. На вкладке квантования можно выбрать вручную до какого уровня вам пережимать модель (вычисления происходят только на процессоре и сильно его нагружают поэтому сделал отдельную вкладку:</w:t>
+      </w:r>
+    </w:p>
+    <w:p>
+      <w:pPr>
+        <w:spacing w:after="0" w:line="360" w:lineRule="auto"/>
+        <w:jc w:val="center"/>
+        <w:rPr>
+          <w:rFonts w:ascii="Times New Roman" w:hAnsi="Times New Roman" w:cs="Times New Roman"/>
+          <w:sz w:val="24"/>
+          <w:szCs w:val="24"/>
+        </w:rPr>
+      </w:pPr>
+      <w:r>
+        <w:rPr>
+          <w:rFonts w:ascii="Times New Roman" w:hAnsi="Times New Roman" w:cs="Times New Roman"/>
+          <w:noProof/>
+          <w:sz w:val="24"/>
+          <w:szCs w:val="24"/>
+        </w:rPr>
+        <w:drawing>
+          <wp:inline distT="0" distB="0" distL="0" distR="0" wp14:anchorId="7722AE01" wp14:editId="396919FE">
+            <wp:extent cx="5940425" cy="4111625"/>
+            <wp:effectExtent l="0" t="0" r="3175" b="3175"/>
+            <wp:docPr id="7" name="Рисунок 7"/>
             <wp:cNvGraphicFramePr>
               <a:graphicFrameLocks xmlns:a="http://schemas.openxmlformats.org/drawingml/2006/main" noChangeAspect="1"/>
             </wp:cNvGraphicFramePr>
@@ -2198,196 +2173,8 @@
           <w:sz w:val="24"/>
           <w:szCs w:val="24"/>
         </w:rPr>
-        <w:t>По умолчанию выставлены значения для минимального обучения модели (можно поставить ниже но велик шанс что модель научится только бредить), если не уверены или плохо разбираетесь можете оставить как есть, и результат будет.</w:t>
-      </w:r>
-      <w:r>
-        <w:rPr>
-          <w:rFonts w:ascii="Times New Roman" w:hAnsi="Times New Roman" w:cs="Times New Roman"/>
-          <w:sz w:val="24"/>
-          <w:szCs w:val="24"/>
-        </w:rPr>
-        <w:br/>
-        <w:t>если будет много желающих в будущем запишу видео инструкцию где все это проговорю (мерить буду донатами, шучу канешн).</w:t>
-      </w:r>
-    </w:p>
-    <w:p>
-      <w:pPr>
-        <w:spacing w:after="0" w:line="360" w:lineRule="auto"/>
-        <w:ind w:firstLine="709"/>
-        <w:rPr>
-          <w:rFonts w:ascii="Times New Roman" w:hAnsi="Times New Roman" w:cs="Times New Roman"/>
-          <w:sz w:val="24"/>
-          <w:szCs w:val="24"/>
-        </w:rPr>
-      </w:pPr>
-      <w:r>
-        <w:rPr>
-          <w:rFonts w:ascii="Times New Roman" w:hAnsi="Times New Roman" w:cs="Times New Roman"/>
-          <w:sz w:val="24"/>
-          <w:szCs w:val="24"/>
-        </w:rPr>
-        <w:t xml:space="preserve">Кнопка: «ЗАПУСК ПАЙПЛАЙНА» запустит полностью весь цикл работы от обучения до конвертации и квантования </w:t>
-      </w:r>
-      <w:r>
-        <w:rPr>
-          <w:rFonts w:ascii="Times New Roman" w:hAnsi="Times New Roman" w:cs="Times New Roman"/>
-          <w:sz w:val="24"/>
-          <w:szCs w:val="24"/>
-        </w:rPr>
-        <w:t xml:space="preserve">до наиболее распространенного формат </w:t>
-      </w:r>
-      <w:r>
-        <w:rPr>
-          <w:rFonts w:ascii="Times New Roman" w:hAnsi="Times New Roman" w:cs="Times New Roman"/>
-          <w:sz w:val="24"/>
-          <w:szCs w:val="24"/>
-          <w:lang w:val="en-US"/>
-        </w:rPr>
-        <w:t>Q</w:t>
-      </w:r>
-      <w:r>
-        <w:rPr>
-          <w:rFonts w:ascii="Times New Roman" w:hAnsi="Times New Roman" w:cs="Times New Roman"/>
-          <w:sz w:val="24"/>
-          <w:szCs w:val="24"/>
-        </w:rPr>
-        <w:t>4_</w:t>
-      </w:r>
-      <w:r>
-        <w:rPr>
-          <w:rFonts w:ascii="Times New Roman" w:hAnsi="Times New Roman" w:cs="Times New Roman"/>
-          <w:sz w:val="24"/>
-          <w:szCs w:val="24"/>
-          <w:lang w:val="en-US"/>
-        </w:rPr>
-        <w:t>K</w:t>
-      </w:r>
-      <w:r>
-        <w:rPr>
-          <w:rFonts w:ascii="Times New Roman" w:hAnsi="Times New Roman" w:cs="Times New Roman"/>
-          <w:sz w:val="24"/>
-          <w:szCs w:val="24"/>
-        </w:rPr>
-        <w:t>_</w:t>
-      </w:r>
-      <w:r>
-        <w:rPr>
-          <w:rFonts w:ascii="Times New Roman" w:hAnsi="Times New Roman" w:cs="Times New Roman"/>
-          <w:sz w:val="24"/>
-          <w:szCs w:val="24"/>
-          <w:lang w:val="en-US"/>
-        </w:rPr>
-        <w:t>M</w:t>
-      </w:r>
-      <w:r>
-        <w:rPr>
-          <w:rFonts w:ascii="Times New Roman" w:hAnsi="Times New Roman" w:cs="Times New Roman"/>
-          <w:sz w:val="24"/>
-          <w:szCs w:val="24"/>
-        </w:rPr>
-        <w:t xml:space="preserve">. если вам нужна модель в формате </w:t>
-      </w:r>
-      <w:r>
-        <w:rPr>
-          <w:rFonts w:ascii="Times New Roman" w:hAnsi="Times New Roman" w:cs="Times New Roman"/>
-          <w:sz w:val="24"/>
-          <w:szCs w:val="24"/>
-          <w:lang w:val="en-US"/>
-        </w:rPr>
-        <w:t>FP</w:t>
-      </w:r>
-      <w:r>
-        <w:rPr>
-          <w:rFonts w:ascii="Times New Roman" w:hAnsi="Times New Roman" w:cs="Times New Roman"/>
-          <w:sz w:val="24"/>
-          <w:szCs w:val="24"/>
-        </w:rPr>
-        <w:t>-16 снимите галочки с конвертации и квантования, Если вам нужен другой уровень квантования уберите галочку на квантовании и после обучения откройте третью вкладку программы. На вкладке квантования можно выбрать вручную до какого уровня вам пережимать модель (вычисления происходят только на процессоре и сильно его нагружают поэтому сделал отдельную вкладку:</w:t>
-      </w:r>
-    </w:p>
-    <w:p>
-      <w:pPr>
-        <w:spacing w:after="0" w:line="360" w:lineRule="auto"/>
-        <w:jc w:val="center"/>
-        <w:rPr>
-          <w:rFonts w:ascii="Times New Roman" w:hAnsi="Times New Roman" w:cs="Times New Roman"/>
-          <w:sz w:val="24"/>
-          <w:szCs w:val="24"/>
-        </w:rPr>
-      </w:pPr>
-      <w:r>
-        <w:rPr>
-          <w:rFonts w:ascii="Times New Roman" w:hAnsi="Times New Roman" w:cs="Times New Roman"/>
-          <w:noProof/>
-          <w:sz w:val="24"/>
-          <w:szCs w:val="24"/>
-        </w:rPr>
-        <w:lastRenderedPageBreak/>
-        <w:drawing>
-          <wp:inline distT="0" distB="0" distL="0" distR="0" wp14:anchorId="7722AE01" wp14:editId="396919FE">
-            <wp:extent cx="5940425" cy="4111625"/>
-            <wp:effectExtent l="0" t="0" r="3175" b="3175"/>
-            <wp:docPr id="7" name="Рисунок 7"/>
-            <wp:cNvGraphicFramePr>
-              <a:graphicFrameLocks xmlns:a="http://schemas.openxmlformats.org/drawingml/2006/main" noChangeAspect="1"/>
-            </wp:cNvGraphicFramePr>
-            <a:graphic xmlns:a="http://schemas.openxmlformats.org/drawingml/2006/main">
-              <a:graphicData uri="http://schemas.openxmlformats.org/drawingml/2006/picture">
-                <pic:pic xmlns:pic="http://schemas.openxmlformats.org/drawingml/2006/picture">
-                  <pic:nvPicPr>
-                    <pic:cNvPr id="1" name=""/>
-                    <pic:cNvPicPr/>
-                  </pic:nvPicPr>
-                  <pic:blipFill>
-                    <a:blip r:embed="rId13"/>
-                    <a:stretch>
-                      <a:fillRect/>
-                    </a:stretch>
-                  </pic:blipFill>
-                  <pic:spPr>
-                    <a:xfrm>
-                      <a:off x="0" y="0"/>
-                      <a:ext cx="5940425" cy="4111625"/>
-                    </a:xfrm>
-                    <a:prstGeom prst="rect">
-                      <a:avLst/>
-                    </a:prstGeom>
-                  </pic:spPr>
-                </pic:pic>
-              </a:graphicData>
-            </a:graphic>
-          </wp:inline>
-        </w:drawing>
-      </w:r>
-    </w:p>
-    <w:p>
-      <w:pPr>
-        <w:spacing w:after="0" w:line="360" w:lineRule="auto"/>
-        <w:ind w:firstLine="709"/>
-        <w:rPr>
-          <w:rFonts w:ascii="Times New Roman" w:hAnsi="Times New Roman" w:cs="Times New Roman"/>
-          <w:sz w:val="24"/>
-          <w:szCs w:val="24"/>
-        </w:rPr>
-      </w:pPr>
-      <w:r>
-        <w:rPr>
-          <w:rFonts w:ascii="Times New Roman" w:hAnsi="Times New Roman" w:cs="Times New Roman"/>
-          <w:sz w:val="24"/>
-          <w:szCs w:val="24"/>
-        </w:rPr>
-        <w:t xml:space="preserve">Квантовать возможно только модели в </w:t>
-      </w:r>
-      <w:proofErr w:type="gramStart"/>
-      <w:r>
-        <w:rPr>
-          <w:rFonts w:ascii="Times New Roman" w:hAnsi="Times New Roman" w:cs="Times New Roman"/>
-          <w:sz w:val="24"/>
-          <w:szCs w:val="24"/>
-        </w:rPr>
-        <w:t>формате .</w:t>
-      </w:r>
-      <w:proofErr w:type="spellStart"/>
+        <w:t>Квантовать возможно только модели в формате .</w:t>
+      </w:r>
       <w:r>
         <w:rPr>
           <w:rFonts w:ascii="Times New Roman" w:hAnsi="Times New Roman" w:cs="Times New Roman"/>
@@ -2397,8 +2184,6 @@
         </w:rPr>
         <w:t>gguf</w:t>
       </w:r>
-      <w:proofErr w:type="spellEnd"/>
-      <w:proofErr w:type="gramEnd"/>
       <w:r>
         <w:rPr>
           <w:rFonts w:ascii="Times New Roman" w:hAnsi="Times New Roman" w:cs="Times New Roman"/>
